--- a/courts/seventh-circuit/illinois/state/appellate-court/answering-brief/usage/OUTPUT-answering-brief.docx
+++ b/courts/seventh-circuit/illinois/state/appellate-court/answering-brief/usage/OUTPUT-answering-brief.docx
@@ -2035,7 +2035,7 @@
         <w:t xml:space="preserve"> </w:t>
       </w:r>
       <w:r>
-        <w:t xml:space="preserve">to enforce Section Three, the Circuit Court’s finding that Trump is ineligible for the presidency under Section Three was reversed. But this Court’s order reversing and vacating the opinion below “as it relates to . . .</w:t>
+        <w:t xml:space="preserve">to enforce Section Three, the Circuit Court’s finding that Trump is ineligible for the presidency under Section Three was reversed. But this Court’s order reversing and vacating the opinion below “as it relates to . . .</w:t>
       </w:r>
       <w:r>
         <w:t xml:space="preserve"> </w:t>
@@ -3649,7 +3649,7 @@
         <w:noBreakHyphen/>
       </w:r>
       <w:r>
-        <w:t xml:space="preserve">10’s requirement that a candidate provide “a sworn statement of candidacy attesting that he or she is ’qualified for the office specified’ . . . evinces an intention [by the legislature] to require candidates to meet the qualifications for the office they seek . . . .” 241 Ill. 2d at 408. Neither decision, nor the language of the Code, even vaguely suggests that a candidate’s subjective belief regarding his own qualifications is relevant to an electoral board’s review of a qualifications challenge.</w:t>
+        <w:t xml:space="preserve">10’s requirement that a candidate provide “a sworn statement of candidacy attesting that he or she is ’qualified for the office specified’ . . . evinces an intention [by the legislature] to require candidates to meet the qualifications for the office they seek . . . .” 241 Ill. 2d at 408. Neither decision, nor the language of the Code, even vaguely suggests that a candidate’s subjective belief regarding his own qualifications is relevant to an electoral board’s review of a qualifications challenge.</w:t>
       </w:r>
     </w:p>
     <w:p>
@@ -3689,7 +3689,7 @@
         <w:t xml:space="preserve">See Thies v. State Bd. of Elections</w:t>
       </w:r>
       <w:r>
-        <w:t xml:space="preserve">, 124 Ill. 2d 317, 325 (1988) (“[T]he legislature is without authority to change . . . the qualifications [for office prescribed in the Constitution] unless the Constitution gives it the power.”). The Board’s reading of Section 5/7</w:t>
+        <w:t xml:space="preserve">, 124 Ill. 2d 317, 325 (1988) (“[T]he legislature is without authority to change . . . the qualifications [for office prescribed in the Constitution] unless the Constitution gives it the power.”). The Board’s reading of Section 5/7</w:t>
       </w:r>
       <w:r>
         <w:noBreakHyphen/>
@@ -5875,6 +5875,7 @@
     <w:unhideWhenUsed/>
     <w:qFormat/>
     <w:pPr>
+      <w:keepLines/>
       <w:spacing w:before="0" w:after="140" w:line="276" w:lineRule="exact"/>
     </w:pPr>
     <w:rPr>
@@ -6125,6 +6126,33 @@
     <w:pPr>
       <w:spacing w:before="0" w:after="0" w:line="276" w:lineRule="exact"/>
       <w:ind w:left="2160" w:hanging="720"/>
+    </w:pPr>
+  </w:style>
+  <w:style w:type="paragraph" w:customStyle="1" w:styleId="XdQuoteList1">
+    <w:name w:val="Xd Quote List 1"/>
+    <w:basedOn w:val="Normal"/>
+    <w:qFormat/>
+    <w:pPr>
+      <w:spacing w:before="0" w:after="0" w:line="276" w:lineRule="exact"/>
+      <w:ind w:left="1440" w:right="720" w:hanging="720"/>
+    </w:pPr>
+  </w:style>
+  <w:style w:type="paragraph" w:customStyle="1" w:styleId="XdQuoteList2">
+    <w:name w:val="Xd Quote List 2"/>
+    <w:basedOn w:val="Normal"/>
+    <w:qFormat/>
+    <w:pPr>
+      <w:spacing w:before="0" w:after="0" w:line="276" w:lineRule="exact"/>
+      <w:ind w:left="2160" w:right="720" w:hanging="720"/>
+    </w:pPr>
+  </w:style>
+  <w:style w:type="paragraph" w:customStyle="1" w:styleId="XdQuoteList3">
+    <w:name w:val="Xd Quote List 3"/>
+    <w:basedOn w:val="Normal"/>
+    <w:qFormat/>
+    <w:pPr>
+      <w:spacing w:before="0" w:after="0" w:line="276" w:lineRule="exact"/>
+      <w:ind w:left="2880" w:right="720" w:hanging="720"/>
     </w:pPr>
   </w:style>
   <w:style w:type="paragraph" w:customStyle="1" w:styleId="XdList1">

--- a/courts/seventh-circuit/illinois/state/appellate-court/answering-brief/usage/OUTPUT-answering-brief.docx
+++ b/courts/seventh-circuit/illinois/state/appellate-court/answering-brief/usage/OUTPUT-answering-brief.docx
@@ -2035,7 +2035,7 @@
         <w:t xml:space="preserve"> </w:t>
       </w:r>
       <w:r>
-        <w:t xml:space="preserve">to enforce Section Three, the Circuit Court’s finding that Trump is ineligible for the presidency under Section Three was reversed. But this Court’s order reversing and vacating the opinion below “as it relates to . . .</w:t>
+        <w:t xml:space="preserve">to enforce Section Three, the Circuit Court’s finding that Trump is ineligible for the presidency under Section Three was reversed. But this Court’s order reversing and vacating the opinion below “as it relates to ⁠. ⁠. ⁠.</w:t>
       </w:r>
       <w:r>
         <w:t xml:space="preserve"> </w:t>
@@ -3649,7 +3649,7 @@
         <w:noBreakHyphen/>
       </w:r>
       <w:r>
-        <w:t xml:space="preserve">10’s requirement that a candidate provide “a sworn statement of candidacy attesting that he or she is ’qualified for the office specified’ . . . evinces an intention [by the legislature] to require candidates to meet the qualifications for the office they seek . . . .” 241 Ill. 2d at 408. Neither decision, nor the language of the Code, even vaguely suggests that a candidate’s subjective belief regarding his own qualifications is relevant to an electoral board’s review of a qualifications challenge.</w:t>
+        <w:t xml:space="preserve">10’s requirement that a candidate provide “a sworn statement of candidacy attesting that he or she is ’qualified for the office specified’ ⁠. ⁠. ⁠. evinces an intention [by the legislature] to require candidates to meet the qualifications for the office they seek ⁠. ⁠. ⁠. ⁠.” 241 Ill. 2d at 408. Neither decision, nor the language of the Code, even vaguely suggests that a candidate’s subjective belief regarding his own qualifications is relevant to an electoral board’s review of a qualifications challenge.</w:t>
       </w:r>
     </w:p>
     <w:p>
@@ -3689,7 +3689,7 @@
         <w:t xml:space="preserve">See Thies v. State Bd. of Elections</w:t>
       </w:r>
       <w:r>
-        <w:t xml:space="preserve">, 124 Ill. 2d 317, 325 (1988) (“[T]he legislature is without authority to change . . . the qualifications [for office prescribed in the Constitution] unless the Constitution gives it the power.”). The Board’s reading of Section 5/7</w:t>
+        <w:t xml:space="preserve">, 124 Ill. 2d 317, 325 (1988) (“[T]he legislature is without authority to change ⁠. ⁠. ⁠. the qualifications [for office prescribed in the Constitution] unless the Constitution gives it the power.”). The Board’s reading of Section 5/7</w:t>
       </w:r>
       <w:r>
         <w:noBreakHyphen/>

--- a/courts/seventh-circuit/illinois/state/appellate-court/answering-brief/usage/OUTPUT-answering-brief.docx
+++ b/courts/seventh-circuit/illinois/state/appellate-court/answering-brief/usage/OUTPUT-answering-brief.docx
@@ -15,11 +15,7 @@
         <w:t xml:space="preserve"> </w:t>
       </w:r>
       <w:r>
-        <w:t xml:space="preserve">1</w:t>
-        <w:noBreakHyphen/>
-        <w:t xml:space="preserve">24</w:t>
-        <w:noBreakHyphen/>
-        <w:t xml:space="preserve">0437</w:t>
+        <w:t xml:space="preserve">1-⁠24-⁠0437</w:t>
       </w:r>
     </w:p>
     <w:p>
@@ -1696,9 +1692,7 @@
         <w:t xml:space="preserve"> </w:t>
       </w:r>
       <w:r>
-        <w:t xml:space="preserve">5/7</w:t>
-        <w:noBreakHyphen/>
-        <w:t xml:space="preserve">10</w:t>
+        <w:t xml:space="preserve">5/7-⁠10</w:t>
       </w:r>
       <w:r>
         <w:t xml:space="preserve">   </w:t>
@@ -1738,9 +1732,7 @@
         <w:t xml:space="preserve"> </w:t>
       </w:r>
       <w:r>
-        <w:t xml:space="preserve">5/7</w:t>
-        <w:noBreakHyphen/>
-        <w:t xml:space="preserve">10,</w:t>
+        <w:t xml:space="preserve">5/7-⁠10,</w:t>
       </w:r>
       <w:r>
         <w:t xml:space="preserve"> </w:t>
@@ -1987,13 +1979,7 @@
         <w:pStyle w:val="BodyText"/>
       </w:pPr>
       <w:r>
-        <w:t xml:space="preserve">This case initiated as a challenge, under Section Three of the Fourteenth Amendment to the U.S. Constitution (“Section Three”) and Section 5/7</w:t>
-      </w:r>
-      <w:r>
-        <w:noBreakHyphen/>
-      </w:r>
-      <w:r>
-        <w:t xml:space="preserve">10 of the Illinois Election Code, to Respondent Donald J. Trump’s eligibility as a candidate for president in the March 19, 2024 Republican presidential primary. The Illinois State Board of Elections (sitting as the State Officers Electoral Board) (the “Electoral Board”) overruled Petitioners’ challenge, and the Circuit Court reversed the decision of the Electoral Board and found Trump constitutionally disqualified to serve as president and thus ineligible as a candidate in the primary. Shortly after the Circuit Court’s decision, the United States Supreme Court issued a decision holding that “Congress, rather than the States, [is] responsible for enforcing Section 3 against federal officeholders and candidates.”</w:t>
+        <w:t xml:space="preserve">This case initiated as a challenge, under Section Three of the Fourteenth Amendment to the U.S. Constitution (“Section Three”) and Section 5/7-⁠10 of the Illinois Election Code, to Respondent Donald J. Trump’s eligibility as a candidate for president in the March 19, 2024 Republican presidential primary. The Illinois State Board of Elections (sitting as the State Officers Electoral Board) (the “Electoral Board”) overruled Petitioners’ challenge, and the Circuit Court reversed the decision of the Electoral Board and found Trump constitutionally disqualified to serve as president and thus ineligible as a candidate in the primary. Shortly after the Circuit Court’s decision, the United States Supreme Court issued a decision holding that “Congress, rather than the States, [is] responsible for enforcing Section 3 against federal officeholders and candidates.”</w:t>
       </w:r>
       <w:r>
         <w:t xml:space="preserve"> </w:t>
@@ -2096,19 +2082,7 @@
         <w:t xml:space="preserve"> </w:t>
       </w:r>
       <w:r>
-        <w:t xml:space="preserve">(Supp. R. 103 ¶ 10) (adopting legal conclusions from General Counsel’s recommendation). That interpretation of Section 5/7</w:t>
-      </w:r>
-      <w:r>
-        <w:noBreakHyphen/>
-      </w:r>
-      <w:r>
-        <w:t xml:space="preserve">10 of the Election Code is at odds with the text and purpose of the provision, as well as existing Illinois Supreme Court and other precedent. The Circuit Court agreed with Objectors that the General Counsel’s “recommendation raising a scienter requirement under Section 5/7</w:t>
-      </w:r>
-      <w:r>
-        <w:noBreakHyphen/>
-      </w:r>
-      <w:r>
-        <w:t xml:space="preserve">10 of the Election Code to determine the candidate’s qualification to be on the ballot is without basis and contrary to existing Illinois law.” (Supp. R. 154 n.32).</w:t>
+        <w:t xml:space="preserve">(Supp. R. 103 ¶ 10) (adopting legal conclusions from General Counsel’s recommendation). That interpretation of Section 5/7-⁠10 of the Election Code is at odds with the text and purpose of the provision, as well as existing Illinois Supreme Court and other precedent. The Circuit Court agreed with Objectors that the General Counsel’s “recommendation raising a scienter requirement under Section 5/7-⁠10 of the Election Code to determine the candidate’s qualification to be on the ballot is without basis and contrary to existing Illinois law.” (Supp. R. 154 n.32).</w:t>
       </w:r>
     </w:p>
     <w:p>
@@ -2116,13 +2090,7 @@
         <w:pStyle w:val="BodyText"/>
       </w:pPr>
       <w:r>
-        <w:t xml:space="preserve">In vacating those portions of the Circuit Court’s opinion “relate[d] to Trump v. Anderson,” this Court expressly directed Respondent to brief the “remaining state law issues.” Yet Respondent has declined to do so, maintaining that there are “no pertinent state law issues remaining for decision.” Br. at 4. State law issues like the proper interpretation of Section 5/7</w:t>
-      </w:r>
-      <w:r>
-        <w:noBreakHyphen/>
-      </w:r>
-      <w:r>
-        <w:t xml:space="preserve">10, however, are not moot because the primary election has already taken place or because the Supreme Court has said that states cannot enforce Section Three. Illinois law clearly provides through the well-established public interest exception to the mootness doctrine that a court can and should reach the merits of an issue in an otherwise moot case where, as here, the question presented is of a public nature, resolution of the question will provide useful guidance to public officers, and the question is likely to recur.</w:t>
+        <w:t xml:space="preserve">In vacating those portions of the Circuit Court’s opinion “relate[d] to Trump v. Anderson,” this Court expressly directed Respondent to brief the “remaining state law issues.” Yet Respondent has declined to do so, maintaining that there are “no pertinent state law issues remaining for decision.” Br. at 4. State law issues like the proper interpretation of Section 5/7-⁠10, however, are not moot because the primary election has already taken place or because the Supreme Court has said that states cannot enforce Section Three. Illinois law clearly provides through the well-established public interest exception to the mootness doctrine that a court can and should reach the merits of an issue in an otherwise moot case where, as here, the question presented is of a public nature, resolution of the question will provide useful guidance to public officers, and the question is likely to recur.</w:t>
       </w:r>
       <w:r>
         <w:t xml:space="preserve"> </w:t>
@@ -2143,13 +2111,7 @@
         <w:pStyle w:val="BodyText"/>
       </w:pPr>
       <w:r>
-        <w:t xml:space="preserve">Under the public interest exception, this Court should reach the merits of this important issue of state election law and affirm that an unqualified candidate is barred from the ballot under Section 5/7</w:t>
-      </w:r>
-      <w:r>
-        <w:noBreakHyphen/>
-      </w:r>
-      <w:r>
-        <w:t xml:space="preserve">10 of the Election Code, regardless of the candidate’s subjective belief that he is qualified.</w:t>
+        <w:t xml:space="preserve">Under the public interest exception, this Court should reach the merits of this important issue of state election law and affirm that an unqualified candidate is barred from the ballot under Section 5/7-⁠10 of the Election Code, regardless of the candidate’s subjective belief that he is qualified.</w:t>
       </w:r>
     </w:p>
     <w:p>
@@ -2221,13 +2183,7 @@
         <w:tab/>
       </w:r>
       <w:r>
-        <w:t xml:space="preserve">Whether the public interest exception to the mootness doctrine applies to a question regarding the standard an electoral board applies when reviewing an objection to a political candidate’s qualifications for office under Section 5/7</w:t>
-      </w:r>
-      <w:r>
-        <w:noBreakHyphen/>
-      </w:r>
-      <w:r>
-        <w:t xml:space="preserve">10 of the Election Code.</w:t>
+        <w:t xml:space="preserve">Whether the public interest exception to the mootness doctrine applies to a question regarding the standard an electoral board applies when reviewing an objection to a political candidate’s qualifications for office under Section 5/7-⁠10 of the Election Code.</w:t>
       </w:r>
     </w:p>
     <w:p>
@@ -2241,13 +2197,7 @@
         <w:tab/>
       </w:r>
       <w:r>
-        <w:t xml:space="preserve">Whether nomination papers including a statement that a candidate is qualified for the office specified, even though he is not, are nevertheless valid under Section 5/7</w:t>
-      </w:r>
-      <w:r>
-        <w:noBreakHyphen/>
-      </w:r>
-      <w:r>
-        <w:t xml:space="preserve">10 of the Election Code as long as the candidate subjectively believed that he was qualified.</w:t>
+        <w:t xml:space="preserve">Whether nomination papers including a statement that a candidate is qualified for the office specified, even though he is not, are nevertheless valid under Section 5/7-⁠10 of the Election Code as long as the candidate subjectively believed that he was qualified.</w:t>
       </w:r>
     </w:p>
     <w:p>
@@ -2299,13 +2249,7 @@
         <w:pStyle w:val="BodyText"/>
       </w:pPr>
       <w:r>
-        <w:t xml:space="preserve">On January 4, 2024, Respondent Donald J. Trump filed nomination papers to appear on the ballot in the March 19, 2024 general primary election as a candidate for the Republication nomination for President of the United States. As required by 10 ILCS 5/7</w:t>
-      </w:r>
-      <w:r>
-        <w:noBreakHyphen/>
-      </w:r>
-      <w:r>
-        <w:t xml:space="preserve">10, Trump certified, among other things, that he was “legally qualified” to hold the office of President. (Supp. R. 193)</w:t>
+        <w:t xml:space="preserve">On January 4, 2024, Respondent Donald J. Trump filed nomination papers to appear on the ballot in the March 19, 2024 general primary election as a candidate for the Republication nomination for President of the United States. As required by 10 ILCS 5/7-⁠10, Trump certified, among other things, that he was “legally qualified” to hold the office of President. (Supp. R. 193)</w:t>
       </w:r>
     </w:p>
     <w:p>
@@ -2326,19 +2270,7 @@
         <w:t xml:space="preserve"> </w:t>
       </w:r>
       <w:r>
-        <w:t xml:space="preserve">at 5) Petitioners asserted that, contrary to Trump’s certification, he was not “legally qualified” to hold the office of presidency because he had “engaged in insurrection” against the U.S. Constitution on January 6, 2021 having previously sworn an oath as a federal officer to support the Constitution, and was thus forbidden from holding office under Section Three of the Fourteenth Amendment. U.S. Const. amend. XIV, § 3; (Supp. R. 10</w:t>
-      </w:r>
-      <w:r>
-        <w:noBreakHyphen/>
-      </w:r>
-      <w:r>
-        <w:t xml:space="preserve">11). At the time Trump filed his nomination papers in Illinois, tribunals in two other states, Colorado and Maine, had concluded that Trump was ineligible for the presidency under Section Three. (Supp. R. 10</w:t>
-      </w:r>
-      <w:r>
-        <w:noBreakHyphen/>
-      </w:r>
-      <w:r>
-        <w:t xml:space="preserve">11).</w:t>
+        <w:t xml:space="preserve">at 5) Petitioners asserted that, contrary to Trump’s certification, he was not “legally qualified” to hold the office of presidency because he had “engaged in insurrection” against the U.S. Constitution on January 6, 2021 having previously sworn an oath as a federal officer to support the Constitution, and was thus forbidden from holding office under Section Three of the Fourteenth Amendment. U.S. Const. amend. XIV, § 3; (Supp. R. 10-⁠11). At the time Trump filed his nomination papers in Illinois, tribunals in two other states, Colorado and Maine, had concluded that Trump was ineligible for the presidency under Section Three. (Supp. R. 10-⁠11).</w:t>
       </w:r>
     </w:p>
     <w:p>
@@ -2406,19 +2338,7 @@
         <w:t xml:space="preserve"> </w:t>
       </w:r>
       <w:r>
-        <w:t xml:space="preserve">at 97</w:t>
-      </w:r>
-      <w:r>
-        <w:noBreakHyphen/>
-      </w:r>
-      <w:r>
-        <w:t xml:space="preserve">98) The General Counsel proceeded to recommend that the Electoral Board “find, regardless of whether Candidate is disqualified from holding office under Section 3 as a matter of law, that his sworn statement on his Statement of Candidacy that he is ’legally qualified’ for office is not knowingly false, and therefore, does not violate Section 7</w:t>
-      </w:r>
-      <w:r>
-        <w:noBreakHyphen/>
-      </w:r>
-      <w:r>
-        <w:t xml:space="preserve">10 and cannot invalidate his nomination papers.” (</w:t>
+        <w:t xml:space="preserve">at 97-⁠98) The General Counsel proceeded to recommend that the Electoral Board “find, regardless of whether Candidate is disqualified from holding office under Section 3 as a matter of law, that his sworn statement on his Statement of Candidacy that he is ’legally qualified’ for office is not knowingly false, and therefore, does not violate Section 7-⁠10 and cannot invalidate his nomination papers.” (</w:t>
       </w:r>
       <w:r>
         <w:rPr>
@@ -2495,13 +2415,7 @@
         <w:t xml:space="preserve"> </w:t>
       </w:r>
       <w:r>
-        <w:t xml:space="preserve">at 269), and the Board issued a decision that adopted “the conclusions of law and recommendations of the General Counsel” and found that Petitioners had not met their burden to prove that Trump’s Statement of Candidacy was “falsely sworn” in violation of 10 ILCS 5/7</w:t>
-      </w:r>
-      <w:r>
-        <w:noBreakHyphen/>
-      </w:r>
-      <w:r>
-        <w:t xml:space="preserve">10. (</w:t>
+        <w:t xml:space="preserve">at 269), and the Board issued a decision that adopted “the conclusions of law and recommendations of the General Counsel” and found that Petitioners had not met their burden to prove that Trump’s Statement of Candidacy was “falsely sworn” in violation of 10 ILCS 5/7-⁠10. (</w:t>
       </w:r>
       <w:r>
         <w:rPr>
@@ -2514,13 +2428,7 @@
         <w:t xml:space="preserve"> </w:t>
       </w:r>
       <w:r>
-        <w:t xml:space="preserve">at 103</w:t>
-      </w:r>
-      <w:r>
-        <w:noBreakHyphen/>
-      </w:r>
-      <w:r>
-        <w:t xml:space="preserve">104)</w:t>
+        <w:t xml:space="preserve">at 103-⁠104)</w:t>
       </w:r>
     </w:p>
     <w:p>
@@ -2528,13 +2436,7 @@
         <w:pStyle w:val="BodyText"/>
       </w:pPr>
       <w:r>
-        <w:t xml:space="preserve">Petitioners sought judicial review of the Electoral Board’s decision in the Circuit Court of Cook County pursuant to 10 ILCS 5/10</w:t>
-      </w:r>
-      <w:r>
-        <w:noBreakHyphen/>
-      </w:r>
-      <w:r>
-        <w:t xml:space="preserve">10.1. Following briefing and a hearing, the Circuit Court issued a Memorandum of Judgment on February 28, 2024 that reversed the Electoral Board’s decision, determined that the Circuit Court had jurisdiction to evaluate ballot challenges that required constitutional analysis, evaluated the merits of Plaintiffs’ Section 3 challenge, and found that Petitioners proved by a preponderance of the evidence that Trump’s name should be removed from the ballot for the March 2024 general primary election because Trump engaged in insurrection against the U.S. Constitution under Section Three. (Supp. R. 157, 158). The Circuit Court stayed the effect of its order pending appeal and pending any decision from the United States Supreme Court in</w:t>
+        <w:t xml:space="preserve">Petitioners sought judicial review of the Electoral Board’s decision in the Circuit Court of Cook County pursuant to 10 ILCS 5/10-⁠10.1. Following briefing and a hearing, the Circuit Court issued a Memorandum of Judgment on February 28, 2024 that reversed the Electoral Board’s decision, determined that the Circuit Court had jurisdiction to evaluate ballot challenges that required constitutional analysis, evaluated the merits of Plaintiffs’ Section 3 challenge, and found that Petitioners proved by a preponderance of the evidence that Trump’s name should be removed from the ballot for the March 2024 general primary election because Trump engaged in insurrection against the U.S. Constitution under Section Three. (Supp. R. 157, 158). The Circuit Court stayed the effect of its order pending appeal and pending any decision from the United States Supreme Court in</w:t>
       </w:r>
       <w:r>
         <w:t xml:space="preserve"> </w:t>
@@ -2571,19 +2473,7 @@
         <w:pStyle w:val="BodyText"/>
       </w:pPr>
       <w:r>
-        <w:t xml:space="preserve">Regarding the proper interpretation of 10 ILCS 5/7</w:t>
-      </w:r>
-      <w:r>
-        <w:noBreakHyphen/>
-      </w:r>
-      <w:r>
-        <w:t xml:space="preserve">10, the Circuit Court rejected the proposition that an unqualified candidate remains eligible for the ballot as long as he subjectively believed he was qualified. Rather, the Circuit Court looked to the plain language of Section 5/7</w:t>
-      </w:r>
-      <w:r>
-        <w:noBreakHyphen/>
-      </w:r>
-      <w:r>
-        <w:t xml:space="preserve">10 and the Illinois Supreme Court’s ruling in</w:t>
+        <w:t xml:space="preserve">Regarding the proper interpretation of 10 ILCS 5/7-⁠10, the Circuit Court rejected the proposition that an unqualified candidate remains eligible for the ballot as long as he subjectively believed he was qualified. Rather, the Circuit Court looked to the plain language of Section 5/7-⁠10 and the Illinois Supreme Court’s ruling in</w:t>
       </w:r>
       <w:r>
         <w:t xml:space="preserve"> </w:t>
@@ -2596,13 +2486,7 @@
         <w:t xml:space="preserve">Goodman v. Ward</w:t>
       </w:r>
       <w:r>
-        <w:t xml:space="preserve">, 241 Ill. 2d 398 (2011), and determined that a candidate must actually be “legally qualified” when he swears to a Statement of Candidacy to be eligible for the ballot. (Supp. R. 156</w:t>
-      </w:r>
-      <w:r>
-        <w:noBreakHyphen/>
-      </w:r>
-      <w:r>
-        <w:t xml:space="preserve">57)</w:t>
+        <w:t xml:space="preserve">, 241 Ill. 2d 398 (2011), and determined that a candidate must actually be “legally qualified” when he swears to a Statement of Candidacy to be eligible for the ballot. (Supp. R. 156-⁠57)</w:t>
       </w:r>
     </w:p>
     <w:p>
@@ -2745,13 +2629,7 @@
         <w:t xml:space="preserve">see also In re K.C.</w:t>
       </w:r>
       <w:r>
-        <w:t xml:space="preserve">, 2019 IL App (4th) 180693, ¶ 20 (deciding de novo whether public-interest exception to mootness doctrine applies). The proper interpretation of 10 ILCS 5/7</w:t>
-      </w:r>
-      <w:r>
-        <w:noBreakHyphen/>
-      </w:r>
-      <w:r>
-        <w:t xml:space="preserve">10 is, likewise, a pure question of law subject to de novo review.</w:t>
+        <w:t xml:space="preserve">, 2019 IL App (4th) 180693, ¶ 20 (deciding de novo whether public-interest exception to mootness doctrine applies). The proper interpretation of 10 ILCS 5/7-⁠10 is, likewise, a pure question of law subject to de novo review.</w:t>
       </w:r>
       <w:r>
         <w:t xml:space="preserve"> </w:t>
@@ -3090,9 +2968,7 @@
           <w:b/>
           <w:bCs/>
         </w:rPr>
-        <w:t xml:space="preserve">5/7</w:t>
-        <w:noBreakHyphen/>
-        <w:t xml:space="preserve">10</w:t>
+        <w:t xml:space="preserve">5/7-⁠10</w:t>
       </w:r>
     </w:p>
     <w:p>
@@ -3100,13 +2976,7 @@
         <w:pStyle w:val="BodyText"/>
       </w:pPr>
       <w:r>
-        <w:t xml:space="preserve">The Electoral Board’s erroneous imposition of a “knowing lie” standard for ballot challenges under 10 ILCS 5/7</w:t>
-      </w:r>
-      <w:r>
-        <w:noBreakHyphen/>
-      </w:r>
-      <w:r>
-        <w:t xml:space="preserve">10 should not be allowed to stand. Correcting that error will not affect Petitioners’ challenge to Trump’s eligibility for the March 2024 primary, which has already passed. But clarifying the applicable standard for challenges to candidate qualifications will provide critical guidance to public officials on an issue that is likely to recur every election cycle.</w:t>
+        <w:t xml:space="preserve">The Electoral Board’s erroneous imposition of a “knowing lie” standard for ballot challenges under 10 ILCS 5/7-⁠10 should not be allowed to stand. Correcting that error will not affect Petitioners’ challenge to Trump’s eligibility for the March 2024 primary, which has already passed. But clarifying the applicable standard for challenges to candidate qualifications will provide critical guidance to public officials on an issue that is likely to recur every election cycle.</w:t>
       </w:r>
     </w:p>
     <w:p>
@@ -3164,13 +3034,7 @@
         <w:t xml:space="preserve"> </w:t>
       </w:r>
       <w:r>
-        <w:t xml:space="preserve">First, the proper interpretation of Section 5/7</w:t>
-      </w:r>
-      <w:r>
-        <w:noBreakHyphen/>
-      </w:r>
-      <w:r>
-        <w:t xml:space="preserve">10 is “a question of election law which, inherently, is a matter of public concern.”</w:t>
+        <w:t xml:space="preserve">First, the proper interpretation of Section 5/7-⁠10 is “a question of election law which, inherently, is a matter of public concern.”</w:t>
       </w:r>
       <w:r>
         <w:t xml:space="preserve"> </w:t>
@@ -3186,13 +3050,7 @@
         <w:t xml:space="preserve"> </w:t>
       </w:r>
       <w:r>
-        <w:t xml:space="preserve">Second, the question is highly likely to recur. If the Electoral Board’s interpretation were to stand, it would provide a new argument for every candidate whose qualifications for office are challenged: even if I am not legally qualified, they will argue, I believed I was qualified at the time I filed my nomination papers. This Court has the opportunity to resolve whether this argument will be viable in future qualification challenges. Third, an authoritative resolution of the issue will be especially useful to guide public officers here. As a member of the Electoral Board noted during the hearing on Petitioners’ objection, the State Officers Electoral Board that adopted the standard at issue here “sets the standards, the legal standard and the procedural standard, for all other Electoral Boards across the state” including for “county elections, the village boards, school boards and the like.” (Supp. R. 265</w:t>
-      </w:r>
-      <w:r>
-        <w:noBreakHyphen/>
-      </w:r>
-      <w:r>
-        <w:t xml:space="preserve">66) If, as the member suggested, the “knowing lie” standard adopted by the Electoral Board will become the standard practice “for all other Electoral Boards,” even if not technically binding, it is critically important for this Court to assess whether that standard is the correct one.</w:t>
+        <w:t xml:space="preserve">Second, the question is highly likely to recur. If the Electoral Board’s interpretation were to stand, it would provide a new argument for every candidate whose qualifications for office are challenged: even if I am not legally qualified, they will argue, I believed I was qualified at the time I filed my nomination papers. This Court has the opportunity to resolve whether this argument will be viable in future qualification challenges. Third, an authoritative resolution of the issue will be especially useful to guide public officers here. As a member of the Electoral Board noted during the hearing on Petitioners’ objection, the State Officers Electoral Board that adopted the standard at issue here “sets the standards, the legal standard and the procedural standard, for all other Electoral Boards across the state” including for “county elections, the village boards, school boards and the like.” (Supp. R. 265-⁠66) If, as the member suggested, the “knowing lie” standard adopted by the Electoral Board will become the standard practice “for all other Electoral Boards,” even if not technically binding, it is critically important for this Court to assess whether that standard is the correct one.</w:t>
       </w:r>
       <w:r>
         <w:rPr>
@@ -3256,9 +3114,7 @@
           <w:b/>
           <w:bCs/>
         </w:rPr>
-        <w:t xml:space="preserve">5/7</w:t>
-        <w:noBreakHyphen/>
-        <w:t xml:space="preserve">10,</w:t>
+        <w:t xml:space="preserve">5/7-⁠10,</w:t>
       </w:r>
       <w:r>
         <w:rPr>
@@ -3602,19 +3458,7 @@
         <w:pStyle w:val="BodyText"/>
       </w:pPr>
       <w:r>
-        <w:t xml:space="preserve">Section 5/7</w:t>
-      </w:r>
-      <w:r>
-        <w:noBreakHyphen/>
-      </w:r>
-      <w:r>
-        <w:t xml:space="preserve">10 directs that ballots must include only the names of candidates who are qualified for the office they seek. The provision mandates that candidates submit nomination papers that include a sworn statement that they are “qualified for the office specified”; it is an objective standard, and does not contain an exception for candidates who genuinely but incorrectly believe they are qualified for the office. 10 ILCS 5/7</w:t>
-      </w:r>
-      <w:r>
-        <w:noBreakHyphen/>
-      </w:r>
-      <w:r>
-        <w:t xml:space="preserve">10. As this Court explained in</w:t>
+        <w:t xml:space="preserve">Section 5/7-⁠10 directs that ballots must include only the names of candidates who are qualified for the office they seek. The provision mandates that candidates submit nomination papers that include a sworn statement that they are “qualified for the office specified”; it is an objective standard, and does not contain an exception for candidates who genuinely but incorrectly believe they are qualified for the office. 10 ILCS 5/7-⁠10. As this Court explained in</w:t>
       </w:r>
       <w:r>
         <w:t xml:space="preserve"> </w:t>
@@ -3643,13 +3487,7 @@
         <w:t xml:space="preserve"> </w:t>
       </w:r>
       <w:r>
-        <w:t xml:space="preserve">recognized that Section 5/7</w:t>
-      </w:r>
-      <w:r>
-        <w:noBreakHyphen/>
-      </w:r>
-      <w:r>
-        <w:t xml:space="preserve">10’s requirement that a candidate provide “a sworn statement of candidacy attesting that he or she is ’qualified for the office specified’ ⁠. ⁠. ⁠. evinces an intention [by the legislature] to require candidates to meet the qualifications for the office they seek ⁠. ⁠. ⁠. ⁠.” 241 Ill. 2d at 408. Neither decision, nor the language of the Code, even vaguely suggests that a candidate’s subjective belief regarding his own qualifications is relevant to an electoral board’s review of a qualifications challenge.</w:t>
+        <w:t xml:space="preserve">recognized that Section 5/7-⁠10’s requirement that a candidate provide “a sworn statement of candidacy attesting that he or she is ’qualified for the office specified’ ⁠. ⁠. ⁠. evinces an intention [by the legislature] to require candidates to meet the qualifications for the office they seek ⁠. ⁠. ⁠. ⁠.” 241 Ill. 2d at 408. Neither decision, nor the language of the Code, even vaguely suggests that a candidate’s subjective belief regarding his own qualifications is relevant to an electoral board’s review of a qualifications challenge.</w:t>
       </w:r>
     </w:p>
     <w:p>
@@ -3670,13 +3508,7 @@
         <w:t xml:space="preserve">Geer v. Kadera</w:t>
       </w:r>
       <w:r>
-        <w:t xml:space="preserve">, 173 Ill. 2d 398, 406 (1996) (“The purpose of [10 ILCS 5/7</w:t>
-      </w:r>
-      <w:r>
-        <w:noBreakHyphen/>
-      </w:r>
-      <w:r>
-        <w:t xml:space="preserve">10] and similar provisions is to ensure an orderly procedure in which only the names of qualified persons are placed on the ballot.”). Moreover, the Electoral Board’s interpretation of the Election Code to allow unqualified candidates onto the ballot (albeit ignorant to their disqualification), runs headlong into the Illinois Constitution, which sets forth mandatory candidate qualifications that cannot be changed or ignored.</w:t>
+        <w:t xml:space="preserve">, 173 Ill. 2d 398, 406 (1996) (“The purpose of [10 ILCS 5/7-⁠10] and similar provisions is to ensure an orderly procedure in which only the names of qualified persons are placed on the ballot.”). Moreover, the Electoral Board’s interpretation of the Election Code to allow unqualified candidates onto the ballot (albeit ignorant to their disqualification), runs headlong into the Illinois Constitution, which sets forth mandatory candidate qualifications that cannot be changed or ignored.</w:t>
       </w:r>
       <w:r>
         <w:t xml:space="preserve"> </w:t>
@@ -3689,13 +3521,7 @@
         <w:t xml:space="preserve">See Thies v. State Bd. of Elections</w:t>
       </w:r>
       <w:r>
-        <w:t xml:space="preserve">, 124 Ill. 2d 317, 325 (1988) (“[T]he legislature is without authority to change ⁠. ⁠. ⁠. the qualifications [for office prescribed in the Constitution] unless the Constitution gives it the power.”). The Board’s reading of Section 5/7</w:t>
-      </w:r>
-      <w:r>
-        <w:noBreakHyphen/>
-      </w:r>
-      <w:r>
-        <w:t xml:space="preserve">10 as permitting unqualified candidates on the ballot so long as they did not knowingly lie when attesting they were qualified must be rejected.</w:t>
+        <w:t xml:space="preserve">, 124 Ill. 2d 317, 325 (1988) (“[T]he legislature is without authority to change ⁠. ⁠. ⁠. the qualifications [for office prescribed in the Constitution] unless the Constitution gives it the power.”). The Board’s reading of Section 5/7-⁠10 as permitting unqualified candidates on the ballot so long as they did not knowingly lie when attesting they were qualified must be rejected.</w:t>
       </w:r>
       <w:r>
         <w:t xml:space="preserve"> </w:t>
@@ -3708,13 +3534,7 @@
         <w:t xml:space="preserve">See Hadley v. Illinois Dep’t of Corr.</w:t>
       </w:r>
       <w:r>
-        <w:t xml:space="preserve">, 224 Ill. 2d 365, 375</w:t>
-      </w:r>
-      <w:r>
-        <w:noBreakHyphen/>
-      </w:r>
-      <w:r>
-        <w:t xml:space="preserve">76 (2007) (no deference to agency’s statutory interpretation when unreasonable and contrary to the statute).</w:t>
+        <w:t xml:space="preserve">, 224 Ill. 2d 365, 375-⁠76 (2007) (no deference to agency’s statutory interpretation when unreasonable and contrary to the statute).</w:t>
       </w:r>
       <w:r>
         <w:rPr>
@@ -3726,13 +3546,7 @@
         <w:t xml:space="preserve"> </w:t>
       </w:r>
       <w:r>
-        <w:t xml:space="preserve">Notably, even the Illinois Attorney General, representing the State Board of Elections, declined to defend the Board’s interpretations of Section 5/7</w:t>
-      </w:r>
-      <w:r>
-        <w:noBreakHyphen/>
-      </w:r>
-      <w:r>
-        <w:t xml:space="preserve">10 in the proceedings before the Circuit Court and has not filed a brief in support of that interpretation here.</w:t>
+        <w:t xml:space="preserve">Notably, even the Illinois Attorney General, representing the State Board of Elections, declined to defend the Board’s interpretations of Section 5/7-⁠10 in the proceedings before the Circuit Court and has not filed a brief in support of that interpretation here.</w:t>
       </w:r>
     </w:p>
     <w:p>
@@ -3782,13 +3596,7 @@
         <w:t xml:space="preserve"> </w:t>
       </w:r>
       <w:r>
-        <w:t xml:space="preserve">at 51</w:t>
-      </w:r>
-      <w:r>
-        <w:noBreakHyphen/>
-      </w:r>
-      <w:r>
-        <w:t xml:space="preserve">52. In other words, because the Election Code requires candidates to file a statement of economic interest that complies with the requirements of the Ethics Act and the Ethics Act mandates that the statement contain “no willful or intentional falsehood,” an inadvertent error in a statement of economic interest would not disqualify a candidate from the ballot. This holding is eminently reasonable in the context of the Ethics Act: extending it to create a “knowing lie” standard to statements of candidacy required by the Electoral Code, however, is not.</w:t>
+        <w:t xml:space="preserve">at 51-⁠52. In other words, because the Election Code requires candidates to file a statement of economic interest that complies with the requirements of the Ethics Act and the Ethics Act mandates that the statement contain “no willful or intentional falsehood,” an inadvertent error in a statement of economic interest would not disqualify a candidate from the ballot. This holding is eminently reasonable in the context of the Ethics Act: extending it to create a “knowing lie” standard to statements of candidacy required by the Electoral Code, however, is not.</w:t>
       </w:r>
       <w:r>
         <w:t xml:space="preserve"> </w:t>
@@ -3928,13 +3736,7 @@
         <w:t xml:space="preserve"> </w:t>
       </w:r>
       <w:r>
-        <w:t xml:space="preserve">10 ILCS 5/7</w:t>
-      </w:r>
-      <w:r>
-        <w:noBreakHyphen/>
-      </w:r>
-      <w:r>
-        <w:t xml:space="preserve">10. And under the General Counsel’s Recommendation, an electoral board would be bound to overrule any objections that did not prove by a preponderance of the evidence the perjurious intentions of such candidates. Failure to prove the candidates’ states of mind would leave numerous unqualified candidates on Illinois ballots, a result the legislature could not have intended.</w:t>
+        <w:t xml:space="preserve">10 ILCS 5/7-⁠10. And under the General Counsel’s Recommendation, an electoral board would be bound to overrule any objections that did not prove by a preponderance of the evidence the perjurious intentions of such candidates. Failure to prove the candidates’ states of mind would leave numerous unqualified candidates on Illinois ballots, a result the legislature could not have intended.</w:t>
       </w:r>
     </w:p>
     <w:p>
@@ -3942,19 +3744,7 @@
         <w:pStyle w:val="BodyText"/>
       </w:pPr>
       <w:r>
-        <w:t xml:space="preserve">Trump may mistakenly argue that proper interpretation of Section 5/7</w:t>
-      </w:r>
-      <w:r>
-        <w:noBreakHyphen/>
-      </w:r>
-      <w:r>
-        <w:t xml:space="preserve">10 is not at issue because although the Circuit Court agreed with Petitioners that there was no basis to include “a scienter requirement under Section 5/7</w:t>
-      </w:r>
-      <w:r>
-        <w:noBreakHyphen/>
-      </w:r>
-      <w:r>
-        <w:t xml:space="preserve">10” (Supp. R. 154 n.32), the court also determined that the Electoral Board did not adopt or rely upon any scienter requirement in reaching its decision. (</w:t>
+        <w:t xml:space="preserve">Trump may mistakenly argue that proper interpretation of Section 5/7-⁠10 is not at issue because although the Circuit Court agreed with Petitioners that there was no basis to include “a scienter requirement under Section 5/7-⁠10” (Supp. R. 154 n.32), the court also determined that the Electoral Board did not adopt or rely upon any scienter requirement in reaching its decision. (</w:t>
       </w:r>
       <w:r>
         <w:rPr>
@@ -4006,13 +3796,7 @@
         <w:t xml:space="preserve">Goodman</w:t>
       </w:r>
       <w:r>
-        <w:t xml:space="preserve">, 241 Ill. 2d at 405. And it is the Electoral Board’s adoption of its General Counsel’s legal conclusion regarding Section 5/7</w:t>
-      </w:r>
-      <w:r>
-        <w:noBreakHyphen/>
-      </w:r>
-      <w:r>
-        <w:t xml:space="preserve">10’s purported scienter standard which this Court can and must correct.</w:t>
+        <w:t xml:space="preserve">, 241 Ill. 2d at 405. And it is the Electoral Board’s adoption of its General Counsel’s legal conclusion regarding Section 5/7-⁠10’s purported scienter standard which this Court can and must correct.</w:t>
       </w:r>
     </w:p>
     <w:p>
@@ -4036,13 +3820,7 @@
         <w:pStyle w:val="BodyText"/>
       </w:pPr>
       <w:r>
-        <w:t xml:space="preserve">For the reasons set forth above, this Court should rule on the proper interpretation of the Election Code, and the only permissible interpretation of Section 5/7</w:t>
-      </w:r>
-      <w:r>
-        <w:noBreakHyphen/>
-      </w:r>
-      <w:r>
-        <w:t xml:space="preserve">10 is that unqualified candidates are ineligible for the ballot regardless of their subjective beliefs. Thus, although the ruling that Trump is ineligible for the primary ballot has been vacated to the extent it is inconsistent with</w:t>
+        <w:t xml:space="preserve">For the reasons set forth above, this Court should rule on the proper interpretation of the Election Code, and the only permissible interpretation of Section 5/7-⁠10 is that unqualified candidates are ineligible for the ballot regardless of their subjective beliefs. Thus, although the ruling that Trump is ineligible for the primary ballot has been vacated to the extent it is inconsistent with</w:t>
       </w:r>
       <w:r>
         <w:t xml:space="preserve"> </w:t>
@@ -5127,13 +4905,7 @@
         <w:t xml:space="preserve"> </w:t>
       </w:r>
       <w:r>
-        <w:t xml:space="preserve">The General Counsel’s Recommendation, and the Electoral Board’s decision adopting it, rather transparently was not an earnest interpretation of the law but what appeared to be a desire to avoid deciding a highly publicized and controversial issue. The General Counsel expressly recognized the risk that “the court [may] reject[] the recommendation that the [Electoral Board] lacks jurisdiction,” and the stated aim of the Recommendation was to offer “alternative” bases for overruling the Objection in addition to the purported lack of jurisdiction. (Supp. R. 97</w:t>
-      </w:r>
-      <w:r>
-        <w:noBreakHyphen/>
-      </w:r>
-      <w:r>
-        <w:t xml:space="preserve">98) The Circuit Court also noted the Electoral Board’s apparent intention “to get as far away from this case as possible, likely given its notoriety.” (Supp. R. 36 n.35)</w:t>
+        <w:t xml:space="preserve">The General Counsel’s Recommendation, and the Electoral Board’s decision adopting it, rather transparently was not an earnest interpretation of the law but what appeared to be a desire to avoid deciding a highly publicized and controversial issue. The General Counsel expressly recognized the risk that “the court [may] reject[] the recommendation that the [Electoral Board] lacks jurisdiction,” and the stated aim of the Recommendation was to offer “alternative” bases for overruling the Objection in addition to the purported lack of jurisdiction. (Supp. R. 97-⁠98) The Circuit Court also noted the Electoral Board’s apparent intention “to get as far away from this case as possible, likely given its notoriety.” (Supp. R. 36 n.35)</w:t>
       </w:r>
     </w:p>
   </w:footnote>
@@ -5876,7 +5648,7 @@
     <w:qFormat/>
     <w:pPr>
       <w:keepLines/>
-      <w:spacing w:before="0" w:after="140" w:line="276" w:lineRule="exact"/>
+      <w:spacing w:before="46" w:after="140" w:line="276" w:lineRule="exact"/>
     </w:pPr>
     <w:rPr>
       <w:sz w:val="24"/>
